--- a/downloads/chss-privacy-security-commitment.docx
+++ b/downloads/chss-privacy-security-commitment.docx
@@ -15,7 +15,7 @@
         <w:rPr>
           <w:i/>
         </w:rPr>
-        <w:t>Draft v0.4 · Oct 26, 2026 · Center for High School Success · for discussion; not legal advice</w:t>
+        <w:t>Draft v1.0 · Oct 26, 2026 · Center for High School Success · for discussion; not legal advice</w:t>
       </w:r>
     </w:p>
     <w:p>

--- a/downloads/chss-privacy-security-commitment.docx
+++ b/downloads/chss-privacy-security-commitment.docx
@@ -15,7 +15,7 @@
         <w:rPr>
           <w:i/>
         </w:rPr>
-        <w:t>Draft v1.0 · Oct 26, 2026 · Center for High School Success · for discussion; not legal advice</w:t>
+        <w:t>Draft v1.1 · Oct 27, 2026 · Center for High School Success · for discussion; not legal advice</w:t>
       </w:r>
     </w:p>
     <w:p>
@@ -667,7 +667,7 @@
     </w:p>
     <w:p>
       <w:r>
-        <w:t>CHSS uses automated and machine-learning tools within the data platform to assist with mapping incoming files to a common format, to flag data-quality problems, and to suggest interventions for the School Team's consideration. CHSS commits that: (a) neither CHSS nor any Subprocessor will use Student Data, De-identified Data, or any output derived from them to train, fine-tune, evaluate, or otherwise improve any machine-learning model, or to develop synthetic or inferred data for any purpose other than delivering the Services to the District; (b) the Services may generate student-specific inferences solely to deliver the Services, and such inferences are Student Data for all purposes of this Appendix; (c) each model provider is listed as a Subprocessor with the product tier used, the provider's data-use terms by URL and date, and the country of processing, is contractually prohibited from retaining or training on Student Data, and CHSS will provide the provider's written attestation on request; (d) intervention suggestions are recommendations for educators, who make all decisions about students, and are never the sole basis for any decision with a material effect on a student; (e) no Subprocessor personnel view prompts or outputs containing Student Data except as disclosed to the District in writing; (f) the District may request that AI-generated recommendations be disabled for its schools; (g) CHSS will give thirty days' written notice before adding or changing a model provider, and the District has the remedies in A.6; and (h) CHSS will complete the District's AI questionnaire (for example, Arizona NDPA Exhibit G) on request.</w:t>
+        <w:t>CHSS uses automated and machine-learning tools within the data platform to assist with mapping incoming files to a common format, to flag data-quality problems, and to suggest interventions for the School Team's consideration. CHSS commits that: (a) neither CHSS nor any Subprocessor will use Student Data, De-identified Data, or any output derived from them to train, fine-tune, evaluate, or otherwise improve any machine-learning model, or to develop synthetic or inferred data for any purpose other than delivering the Services to the District; (b) the Services may generate student-specific inferences solely to deliver the Services, and such inferences are Student Data for all purposes of this Appendix; (c) each model provider is listed as a Subprocessor with the product tier used, the provider's data-use terms by URL and date, and the country of processing, is contractually prohibited from retaining or training on Student Data, and CHSS will provide the provider's written attestation on request; (d) intervention suggestions are recommendations for educators, who make all decisions about students, and are never the sole basis for any decision with a material effect on a student; (e) no Subprocessor personnel view prompts or outputs containing Student Data except as disclosed to the District in writing; (f) the District may request that AI-generated recommendations be disabled for its schools; (g) CHSS will give thirty days' written notice before adding or changing a model provider, and the District has the remedies in A.6; (h) CHSS will complete the District's AI questionnaire (for example, Arizona NDPA Exhibit G) on request; and (i) on request, CHSS will describe which data elements are sent to each model provider and at which step, whether the model is operated by CHSS or by a third party, and which CHSS or Subprocessor personnel can see model inputs and outputs, and will demonstrate the platform to the District's technology staff.</w:t>
       </w:r>
     </w:p>
     <w:p>
@@ -719,7 +719,7 @@
     </w:p>
     <w:p>
       <w:r>
-        <w:t>This Appendix is coterminous with the Agreement and continues until all Student Data has been returned or destroyed under A.10. Sections A.3, A.4, A.8, A.10, and A.11 survive termination. The District may suspend data transfers and CHSS's access to its Student Data immediately, by notice to CHSS's privacy contact, when the District reasonably determines that suspension is necessary to protect Student Data, and may terminate the data provisions of the Agreement on thirty days' written notice if CHSS materially breaches this Appendix and does not cure within that period, or immediately for a breach that cannot be cured or that recurs. Suspension or termination of the data provisions suspends the Services that depend on Student Data; if those Services cannot lawfully continue, the District may terminate the Agreement without penalty, and CHSS will return or destroy Student Data under A.10.</w:t>
+        <w:t>This Appendix is coterminous with the Agreement and continues until all Student Data has been returned or destroyed under A.10. Sections A.3, A.4, A.8, A.10, and A.11 survive termination. The District may suspend data transfers and CHSS's access to its Student Data immediately, by notice to CHSS's privacy contact, when the District reasonably determines that suspension is necessary to protect Student Data, and may terminate the data provisions of the Agreement on thirty days' written notice if CHSS materially breaches this Appendix and does not cure within that period, or immediately for a breach that cannot be cured or that recurs. Suspension or termination of the data provisions suspends the Services that depend on Student Data; if those Services cannot lawfully continue, the District may terminate the Agreement without penalty, and CHSS will return or destroy Student Data under A.10. This Appendix does not renew automatically; continuation of Student Data sharing beyond the Agreement's term requires a new written agreement signed by both Parties.</w:t>
       </w:r>
     </w:p>
     <w:p>
@@ -732,7 +732,7 @@
     </w:p>
     <w:p>
       <w:r>
-        <w:t>This Appendix is governed by the laws of the District's state. The State Exhibit attached for the District's state sets out additional required terms, including: for Ohio, compliance with Ohio Revised Code 3319.321, 3319.325 through 3319.327, and Chapter 1347 (including breach notification under R.C. 1347.12) as if CHSS were the District, whether or not CHSS falls within the statutory definition of a technology provider; for California, the terms required by Education Code § 49073.1 and Business and Professions Code § 22584; for Arizona, Arizona NDPA Exhibit G including the AI questionnaire, and the screener consent requirements of A.R.S. §§ 15-104 and 15-117; and for Missouri, Massachusetts, Utah, and other states, the state NDPA exhibit where one exists.</w:t>
+        <w:t>This Appendix is governed by the laws of the District's state. The State Exhibit attached for the District's state sets out additional required terms, including: for Ohio, compliance with Ohio Revised Code 3319.321, 3319.325 through 3319.327, and Chapter 1347 (including breach notification under R.C. 1347.12) as if CHSS were the District, whether or not CHSS falls within the statutory definition of a technology provider; for California, the terms required by Education Code § 49073.1 and Business and Professions Code § 22584; for Arizona, Arizona NDPA Exhibit G including the AI questionnaire, the screener consent requirements of A.R.S. §§ 15-104 and 15-117, and the District's determination under Section 6.7 of the Agreement whether the Belonging Screener may be administered at all; and for Missouri, Massachusetts, Utah, and other states, the state NDPA exhibit where one exists.</w:t>
       </w:r>
     </w:p>
     <w:p>

--- a/downloads/chss-privacy-security-commitment.docx
+++ b/downloads/chss-privacy-security-commitment.docx
@@ -15,7 +15,7 @@
         <w:rPr>
           <w:i/>
         </w:rPr>
-        <w:t>Draft v1.1 · Oct 27, 2026 · Center for High School Success · for discussion; not legal advice</w:t>
+        <w:t>Draft v1.2 · Oct 27, 2026 · Center for High School Success · for discussion; not legal advice</w:t>
       </w:r>
     </w:p>
     <w:p>
@@ -117,6 +117,17 @@
       </w:r>
     </w:p>
     <w:p>
+      <w:r>
+        <w:rPr>
+          <w:b/>
+        </w:rPr>
+        <w:t>Joint FERPA compliance.</w:t>
+      </w:r>
+      <w:r>
+        <w:t xml:space="preserve"> The District and CHSS ensure compliance with FERPA together, as follows: the District includes contractors performing institutional services among the school officials named in its annual FERPA notification and determines which School Team members may access Student Data; CHSS limits its use of Student Data to the Services, restricts access to the roles in Section 5.4 of the Agreement and A.7, trains every person with access, refrains from redisclosure except as this Appendix permits, routes parent and eligible-student requests to the District under A.11, reports any unauthorized disclosure under A.8, and destroys Student Data under A.10. Either party may raise a compliance concern with the other's privacy contact, and the parties will resolve it before further data moves.</w:t>
+      </w:r>
+    </w:p>
+    <w:p>
       <w:pPr>
         <w:pStyle w:val="Heading3"/>
       </w:pPr>
@@ -152,7 +163,7 @@
     </w:p>
     <w:p>
       <w:r>
-        <w:t>CHSS will collect only the elements listed in Exhibit D-1 of the Agreement and will not require the District to provide more data than is reasonably necessary to deliver the Services. CHSS will not request Social Security numbers, government identification numbers, payment information, or health records, and will receive disability-related status only where the District elects to provide it under Exhibit D-1. Changes to the element list require the District's written agreement.</w:t>
+        <w:t>CHSS will collect only the elements listed in Exhibit D-1 of the Agreement and will not require the District to provide more data than is reasonably necessary to deliver the Services. CHSS will not request Social Security numbers, government identification numbers, payment information, or health records, and will receive disability-related status only where the District elects to provide it under Exhibit D-1. The Services do not collect, create, or store pupil-generated content (essays, portfolios, creative work, or similar); if a future feature does, CHSS will provide the District a description of how students retain possession and control of that content and may transfer it to a personal account before the feature is enabled. Changes to the element list require the District's written agreement.</w:t>
       </w:r>
     </w:p>
     <w:p>
@@ -492,6 +503,20 @@
         <w:rPr>
           <w:b/>
         </w:rPr>
+        <w:t>Responsible individuals.</w:t>
+      </w:r>
+      <w:r>
+        <w:t xml:space="preserve"> CHSS designates a privacy officer, responsible for compliance with this Appendix and for notices under A.8, and a security officer, responsible for the security program, both named in Exhibit D-3 of the Agreement and reachable by the District's privacy contact. CHSS notifies the District within ten business days when either designation changes.</w:t>
+      </w:r>
+    </w:p>
+    <w:p>
+      <w:pPr>
+        <w:pStyle w:val="ListBullet"/>
+      </w:pPr>
+      <w:r>
+        <w:rPr>
+          <w:b/>
+        </w:rPr>
         <w:t>Personnel.</w:t>
       </w:r>
       <w:r>
@@ -550,7 +575,18 @@
     </w:p>
     <w:p>
       <w:r>
-        <w:t>If CHSS becomes aware of unauthorized access to, or acquisition, disclosure, or loss of, Student Data, whether or not it meets a statutory definition of breach (a "Breach"), CHSS will notify the District's privacy contact without unreasonable delay and in no event later than seventy-two hours after confirming the Breach, unless notification within that time would disrupt a law-enforcement investigation, by telephone and email, with the information then known: the nature of the Breach, a description of the Student Data involved, the students affected, steps taken to contain it, and a point of contact. CHSS will update the District as the investigation proceeds, cooperate fully, and comply with any breach-notification law applicable to the District's data. The District decides whether and how affected students and parents are notified; CHSS will not notify students, parents, or the public without first consulting the District, except where law requires otherwise. CHSS will bear the reasonable costs attributable to its Breach, including parent notification, credit monitoring where offered, forensic investigation, legal fees, and regulatory fines.</w:t>
+        <w:t>If CHSS becomes aware of unauthorized access to, or acquisition, disclosure, or loss of, Student Data, whether or not it meets a statutory definition of breach (a "Breach"), CHSS will notify the District's privacy contact without unreasonable delay and in no event later than seventy-two hours after confirming the Breach, unless notification within that time would disrupt a law-enforcement investigation, by telephone and email, with the information then known: the nature of the Breach, a description of the Student Data involved, the students affected, steps taken to contain it, and a point of contact. CHSS will update the District as the investigation proceeds, cooperate fully, and comply with any breach-notification law applicable to the District's data.</w:t>
+      </w:r>
+    </w:p>
+    <w:p>
+      <w:r>
+        <w:rPr>
+          <w:b/>
+        </w:rPr>
+        <w:t>Notifying affected parents, guardians, and eligible students.</w:t>
+      </w:r>
+      <w:r>
+        <w:t xml:space="preserve"> Within five business days after CHSS's notice, or sooner where law requires, the District and CHSS will agree on the affected population, the content of the notice, and the method and timing of delivery. The District decides whether notice is required and sends it, or directs CHSS to send it in the District's name; either way the notice goes out within the time required by the law of the District's state, and CHSS provides the District the list of affected students, a draft notice, and a point of contact for questions. CHSS will not notify students, parents, or the public on its own, except where law requires otherwise. CHSS will bear the reasonable costs attributable to its Breach, including parent notification, credit monitoring where offered, forensic investigation, legal fees, and regulatory fines.</w:t>
       </w:r>
     </w:p>
     <w:p>
@@ -614,6 +650,20 @@
       </w:r>
       <w:r>
         <w:t xml:space="preserve"> Within sixty days after the Agreement ends, CHSS will destroy or return to the District all Student Data and Screening Data, including copies held by Subprocessors, and will certify destruction in writing signed by an officer. Copies in encrypted backups expire on the documented rotation, not to exceed ninety days, are never restored to production, and are certified as expired when that date passes.</w:t>
+      </w:r>
+    </w:p>
+    <w:p>
+      <w:pPr>
+        <w:pStyle w:val="ListBullet"/>
+      </w:pPr>
+      <w:r>
+        <w:rPr>
+          <w:b/>
+        </w:rPr>
+        <w:t>Certification of non-retention.</w:t>
+      </w:r>
+      <w:r>
+        <w:t xml:space="preserve"> CHSS certifies that, upon completion of the Agreement, no Student Data or Screening Data will be retained by or available to CHSS or its Subprocessors, and that this certification is enforced by the destruction process, the backup expiration, the officer's certificate, and the District's audit and evidence rights under A.13. De-identified Data and Aggregate Data are not pupil records and are governed by the next paragraph.</w:t>
       </w:r>
     </w:p>
     <w:p>
@@ -732,7 +782,7 @@
     </w:p>
     <w:p>
       <w:r>
-        <w:t>This Appendix is governed by the laws of the District's state. The State Exhibit attached for the District's state sets out additional required terms, including: for Ohio, compliance with Ohio Revised Code 3319.321, 3319.325 through 3319.327, and Chapter 1347 (including breach notification under R.C. 1347.12) as if CHSS were the District, whether or not CHSS falls within the statutory definition of a technology provider; for California, the terms required by Education Code § 49073.1 and Business and Professions Code § 22584; for Arizona, Arizona NDPA Exhibit G including the AI questionnaire, the screener consent requirements of A.R.S. §§ 15-104 and 15-117, and the District's determination under Section 6.7 of the Agreement whether the Belonging Screener may be administered at all; and for Missouri, Massachusetts, Utah, and other states, the state NDPA exhibit where one exists.</w:t>
+        <w:t>This Appendix is governed by the laws of the District's state. The State Exhibit attached for the District's state sets out additional required terms, including: for Ohio, compliance with Ohio Revised Code 3319.321, 3319.325 through 3319.327, and Chapter 1347 (including breach notification under R.C. 1347.12) as if CHSS were the District, whether or not CHSS falls within the statutory definition of a technology provider; for California, the nine terms required by Education Code § 49073.1(b), which this Appendix carries as follows: (1) ownership and control, A.3; (2) pupil-generated content, A.5 (none held); (3) purpose limitation, A.4; (4) parent review and correction, A.11; (5) security actions and designated, trained individuals, A.7; (6) parent notification procedure, A.8; (7) non-retention certification and enforcement, A.10; (8) joint FERPA compliance, A.2; (9) no targeted advertising, A.4(b); together with the Student Online Personal Information Protection Act, Business and Professions Code § 22584; for Arizona, Arizona NDPA Exhibit G including the AI questionnaire, the screener consent requirements of A.R.S. §§ 15-104 and 15-117, and the District's determination under Section 6.7 of the Agreement whether the Belonging Screener may be administered at all; and for Missouri, Massachusetts, Utah, and other states, the state NDPA exhibit where one exists.</w:t>
       </w:r>
     </w:p>
     <w:p>

--- a/downloads/chss-privacy-security-commitment.docx
+++ b/downloads/chss-privacy-security-commitment.docx
@@ -15,7 +15,7 @@
         <w:rPr>
           <w:i/>
         </w:rPr>
-        <w:t>Draft v1.2 · Oct 27, 2026 · Center for High School Success · for discussion; not legal advice</w:t>
+        <w:t>Draft v1.3 · Oct 27, 2026 · Center for High School Success · for discussion; not legal advice</w:t>
       </w:r>
     </w:p>
     <w:p>
@@ -56,7 +56,7 @@
         <w:t>Service</w:t>
       </w:r>
       <w:r>
-        <w:t xml:space="preserve"> is CHSS Navigator and the ninth grade success coaching it supports; </w:t>
+        <w:t xml:space="preserve"> is the ninth grade success coaching and the data platform and dashboards that support it; </w:t>
       </w:r>
       <w:r>
         <w:rPr>
@@ -65,7 +65,7 @@
         <w:t>Provider staff</w:t>
       </w:r>
       <w:r>
-        <w:t xml:space="preserve"> include CHSS coaches, who are bound by the agreement and trained accordingly. CHSS does not operate a student-facing application other than the Belonging and Skills screeners administered through the District's School Team.</w:t>
+        <w:t xml:space="preserve"> include CHSS coaching staff, who are bound by the agreement and trained accordingly. CHSS will sign the version of the NDPA the District's state alliance offers; where a choice exists, CHSS prefers the version with a fixed three-year term. CHSS does not operate a student-facing application other than the Belonging and Skills screeners administered through the District's School Team.</w:t>
       </w:r>
     </w:p>
     <w:p>
@@ -450,7 +450,7 @@
         <w:t>Logging.</w:t>
       </w:r>
       <w:r>
-        <w:t xml:space="preserve"> Every system access to student-level records by a logged-in user, and every administrative and maintenance action, is logged with user, time, and record; logs are protected from alteration and retained for at least twelve months. On written request, CHSS will provide the District with log data for end-user, administrative, and maintenance activity relating to its Student Data. For Coaches under Option B, who hold no login, CHSS keeps the coaching-session record described in Section 5.4 of the Agreement in place of a system log.</w:t>
+        <w:t xml:space="preserve"> Every system access to student-level records by a logged-in user, and every administrative and maintenance action, is logged with user, time, and record; logs are protected from alteration and retained for at least twelve months. On written request, CHSS will provide the District with log data for end-user, administrative, and maintenance activity relating to its Student Data, including the access of CHSS coaching staff under Section 5.4 of the Agreement.</w:t>
       </w:r>
     </w:p>
     <w:p>
@@ -756,7 +756,7 @@
     </w:p>
     <w:p>
       <w:r>
-        <w:t>Screening Data is collected by CHSS only after the District has approved the instruments and provided any required notice under Section 6.7 of the Agreement. Screening Data is subject to every protection in this Appendix. Student-level screening results are visible to the School Team and to the Coach on the terms of the option elected under Section 5.4; CHSS program and research staff see only De-identified and Aggregate Screening Data.</w:t>
+        <w:t>Screening Data is collected by CHSS only after the District has approved the instruments and provided any required notice under Section 6.7 of the Agreement. Screening Data is subject to every protection in this Appendix. Student-level screening results are visible to the School Team and to CHSS coaching staff on the terms of Section 5.4 of the Agreement; CHSS program and research staff see only De-identified and Aggregate Screening Data.</w:t>
       </w:r>
     </w:p>
     <w:p>
@@ -881,7 +881,7 @@
         <w:t>Who can see what.</w:t>
       </w:r>
       <w:r>
-        <w:t xml:space="preserve"> Role-based access in Navigator: school users see their school's students; district users see their district; Coaches hold no login and see student-level data only in sessions on a School Team member's screen (Option B), or hold a logged login to their schools where the District has elected Option A; a small, named set of CHSS technical staff have minimum-necessary, logged access to administer the platform and investigate incidents; CHSS program and research staff see de-identified and aggregate data only. Every access to a student-level record is logged.</w:t>
+        <w:t xml:space="preserve"> Role-based access: school users see their school's students; district users see their district; the CHSS coaching staff assigned to a school see that school's students, for screening and intervention work with the School Team only; a small, named set of CHSS technical staff have minimum-necessary, logged access to administer the platform and investigate incidents; CHSS program and research staff see de-identified and aggregate data only. Every access to a student-level record is logged.</w:t>
       </w:r>
     </w:p>
     <w:p>

--- a/downloads/chss-privacy-security-commitment.docx
+++ b/downloads/chss-privacy-security-commitment.docx
@@ -15,7 +15,7 @@
         <w:rPr>
           <w:i/>
         </w:rPr>
-        <w:t>Draft v1.3 · Oct 27, 2026 · Center for High School Success · for discussion; not legal advice</w:t>
+        <w:t>Draft v1.4 · Oct 29, 2026 · Center for High School Success · for discussion; not legal advice</w:t>
       </w:r>
     </w:p>
     <w:p>
@@ -33,7 +33,7 @@
     </w:p>
     <w:p>
       <w:r>
-        <w:t>The Center for High School Success (CHSS), a program of Stand for Children Leadership Center, Inc., will execute the Student Data Privacy Consortium's National Data Privacy Agreement (NDPA), including any state-specific version and exhibits adopted in the District's state, on request from any partner district or its privacy consortium. [CHSS expects, subject to confirmation by its counsel, to sign the General Offer of Privacy Terms (NDPA Exhibit E) with the first executed NDPA in each state and to provide the originating district a standalone copy for the SDPC Resource Registry, so that other districts in that state may subscribe to the same terms by accepting Exhibit E and delivering notice of acceptance.]</w:t>
+        <w:t>The Center for High School Success (CHSS), a program of Stand for Children Leadership Center, Inc., will execute the Student Data Privacy Consortium's National Data Privacy Agreement (NDPA), including any state-specific version and exhibits adopted in the District's state, on request from any partner district or its privacy consortium. [CHSS is completing the multi-state NDPA offered through The Education Cooperative (TEC), which, once executed with its originating district, extends by Exhibit E to districts in Massachusetts, Maine, Colorado, Idaho, Illinois, Iowa, Kentucky, Missouri, Nebraska, New Hampshire, New Jersey, New York, Ohio, Rhode Island, Tennessee, Vermont, Virginia, and Washington.] [CHSS expects, subject to confirmation by its counsel, to sign the General Offer of Privacy Terms (NDPA Exhibit E) with the first executed NDPA in each state and to provide the originating district a standalone copy for the SDPC Resource Registry, so that other districts in that state may subscribe to the same terms by accepting Exhibit E and delivering notice of acceptance.]</w:t>
       </w:r>
     </w:p>
     <w:p>
@@ -730,7 +730,7 @@
     </w:p>
     <w:p>
       <w:r>
-        <w:t>On request, not more than once per year unless a Breach has occurred, CHSS will provide the District with any of the following at the District's election: a completed security self-assessment, responses to the District's security questionnaire within thirty days, its most recent independent assessment report (SOC 2 Type II, SOC 3, or equivalent) and penetration test summary under a confidentiality agreement, a description of its security program, and a certificate of insurance. If the District's state law or policy requires an audit right, CHSS will cooperate with an on-site or remote audit at a mutually agreed time, conducted so as not to compromise other districts' data.</w:t>
+        <w:t>On request, not more than once per year unless a Breach has occurred, CHSS will provide the District with any of the following at the District's election: a completed security self-assessment, responses to the District's security questionnaire within thirty days, its most recent independent assessment report (SOC 2 Type II, SOC 3, or equivalent) and penetration test summary under a confidentiality agreement, a description of its security program, and a certificate of insurance. If the District's state law or policy requires an audit right, CHSS will cooperate with an on-site or remote audit at a mutually agreed time, conducted so as not to compromise other districts' data. Where the District has executed the NDPA or accepted Exhibit E, the NDPA's audit provisions, including any state terms, govern in place of this paragraph.</w:t>
       </w:r>
     </w:p>
     <w:p>

--- a/downloads/chss-privacy-security-commitment.docx
+++ b/downloads/chss-privacy-security-commitment.docx
@@ -15,7 +15,7 @@
         <w:rPr>
           <w:i/>
         </w:rPr>
-        <w:t>Draft v1.4 · Oct 29, 2026 · Center for High School Success · for discussion; not legal advice</w:t>
+        <w:t>Draft v1.5 · Oct 29, 2026 · Center for High School Success · for discussion; not legal advice</w:t>
       </w:r>
     </w:p>
     <w:p>
